--- a/business/friday_send/03_data_room/product_tech/ATOMiK_Product_Technical_Overview.docx
+++ b/business/friday_send/03_data_room/product_tech/ATOMiK_Product_Technical_Overview.docx
@@ -458,7 +458,7 @@
         <w:rPr>
           <w:color w:val="1D324A"/>
         </w:rPr>
-        <w:t>ATOMiK Desk v0.39-K UI</w:t>
+        <w:t>ATOMiK Desk v0.40-A UI</w:t>
       </w:r>
     </w:p>
     <w:p>
